--- a/acts-sermons/docx/43_2027-08-08_많은환난을겪어야할하나님나라_행14장21-28절.docx
+++ b/acts-sermons/docx/43_2027-08-08_많은환난을겪어야할하나님나라_행14장21-28절.docx
@@ -686,33 +686,33 @@
           <w:sz w:val="24"/>
           <w:szCs w:val="24"/>
         </w:rPr>
-        <w:t xml:space="preserve">출애굽기 18장에는 모세의 장인 이드로가 등장합니다. 이드로가 광야에 있는 모세를 찾아왔을 때 그는 이상한 광경을 보았습니다. 모세가 아침부터 저녁까지 홀로 앉아 백성의 송사를 재판하고 있었습니다. 백성은 줄을 서서 하루 종일 기다렸습니다. 모세는 지쳐 가고 있었습니다.</w:t>
-      </w:r>
-    </w:p>
-    <w:p>
-      <w:pPr>
-        <w:spacing w:after="160" w:line="360"/>
-      </w:pPr>
-      <w:r>
-        <w:rPr>
-          <w:rFonts w:ascii="맑은 고딕" w:cs="맑은 고딕" w:eastAsia="맑은 고딕" w:hAnsi="맑은 고딕"/>
-          <w:sz w:val="24"/>
-          <w:szCs w:val="24"/>
-        </w:rPr>
-        <w:t xml:space="preserve">이드로는 모세에게 말합니다. “네가 하는 것이 옳지 못하도다 너와 또 너와 함께 한 이 백성이 필경 기력이 쇠하리니 이 일이 네게 너무 중함이라 네가 혼자 할 수 없으리라”(출 18:17-18). 그리고 그는 능력 있고 하나님을 두려워하며 진실하고 불의한 이익을 미워하는 사람들을 세워 천부장, 백부장, 오십부장, 십부장으로 삼으라고 조언합니다. 모세는 그 말을 받아들였습니다.</w:t>
-      </w:r>
-    </w:p>
-    <w:p>
-      <w:pPr>
-        <w:spacing w:after="160" w:line="360"/>
-      </w:pPr>
-      <w:r>
-        <w:rPr>
-          <w:rFonts w:ascii="맑은 고딕" w:cs="맑은 고딕" w:eastAsia="맑은 고딕" w:hAnsi="맑은 고딕"/>
-          <w:sz w:val="24"/>
-          <w:szCs w:val="24"/>
-        </w:rPr>
-        <w:t xml:space="preserve">여기서 우리가 보는 것은 하나님께서 당신의 백성을 혼자 내버려 두지 않으신다는 것입니다. 광야는 환난의 장소였습니다. 그러나 그 광야에서 하나님은 질서를 세우시고 돌볼 사람들을 세우셨습니다. 그리고 그 모든 위에 여호와께서 구름기둥과 불기둥으로 함께하셨습니다. 바울이 각 교회에 장로들을 세우고 주께 위탁한 것도 같은 은혜입니다. 광야 같은 세상에서 하나님은 교회를 통해 당신의 백성을 돌보십니다.</w:t>
+        <w:t xml:space="preserve">출애굽기 15장에서 이스라엘은 홍해를 건너고 큰 찬양을 드렸습니다. 그러나 노래가 끝나고 광야로 들어서자 사흘 길을 걸어도 물을 얻지 못했습니다. 마침내 마라에 이르렀지만 그 물은 써서 마실 수 없었습니다. 구원받은 백성이 광야에서 처음 만난 것은 쓴 물이었습니다. 백성은 모세에게 원망하며 우리가 무엇을 마실까 하고 말했습니다.</w:t>
+      </w:r>
+    </w:p>
+    <w:p>
+      <w:pPr>
+        <w:spacing w:after="160" w:line="360"/>
+      </w:pPr>
+      <w:r>
+        <w:rPr>
+          <w:rFonts w:ascii="맑은 고딕" w:cs="맑은 고딕" w:eastAsia="맑은 고딕" w:hAnsi="맑은 고딕"/>
+          <w:sz w:val="24"/>
+          <w:szCs w:val="24"/>
+        </w:rPr>
+        <w:t xml:space="preserve">모세가 여호와께 부르짖자 여호와께서 그에게 한 나무를 가리키셨습니다. 그가 그 나무를 물에 던지니 물이 달게 되었습니다. 하나님은 거기서 그들에게 법도와 율례를 정하시고 말씀하셨습니다. “나는 너희를 치료하는 여호와임이라.” 그리고 이스라엘은 그다음 엘림에 이르렀습니다. 그곳에는 물샘 열둘과 종려나무 일흔 그루가 있었습니다.</w:t>
+      </w:r>
+    </w:p>
+    <w:p>
+      <w:pPr>
+        <w:spacing w:after="160" w:line="360"/>
+      </w:pPr>
+      <w:r>
+        <w:rPr>
+          <w:rFonts w:ascii="맑은 고딕" w:cs="맑은 고딕" w:eastAsia="맑은 고딕" w:hAnsi="맑은 고딕"/>
+          <w:sz w:val="24"/>
+          <w:szCs w:val="24"/>
+        </w:rPr>
+        <w:t xml:space="preserve">하나님은 백성을 광야에서 곧바로 꺼내 주신 것이 아니라 광야 안에서 돌보셨습니다. 쓴 물을 없애지 않으시고 쓴 물을 달게 하셨습니다. 그리고 광야 길 위에 말씀으로 질서를 세우시고 쉴 곳을 예비하셨습니다. 바울이 각 교회에 장로들을 세우고 그들을 주께 위탁한 것도 같은 은혜입니다. 환난을 없애 주겠다는 약속이 아니라, 환난의 길 위에서 주님이 친히 교회를 돌보시고 고치시겠다는 약속입니다.</w:t>
       </w:r>
     </w:p>
     <w:p>
@@ -1016,33 +1016,33 @@
           <w:sz w:val="24"/>
           <w:szCs w:val="24"/>
         </w:rPr>
-        <w:t xml:space="preserve">민수기 13장에서 모세는 열두 정탐꾼을 가나안 땅에 보냈습니다. 그들은 사십 일 동안 그 땅을 둘러보고 돌아와 보고했습니다. 같은 땅을 보았는데 보고는 둘로 갈렸습니다. 열 명은 그 땅의 거민이 강하고 성읍이 견고하며 자기들은 메뚜기 같다고 말했습니다. 그들의 보고의 주어는 ‘우리’와 ‘그들’이었습니다. 하나님은 빠져 있었습니다.</w:t>
-      </w:r>
-    </w:p>
-    <w:p>
-      <w:pPr>
-        <w:spacing w:after="160" w:line="360"/>
-      </w:pPr>
-      <w:r>
-        <w:rPr>
-          <w:rFonts w:ascii="맑은 고딕" w:cs="맑은 고딕" w:eastAsia="맑은 고딕" w:hAnsi="맑은 고딕"/>
-          <w:sz w:val="24"/>
-          <w:szCs w:val="24"/>
-        </w:rPr>
-        <w:t xml:space="preserve">그러나 갈렙과 여호수아의 보고는 달랐습니다. 갈렙은 “우리가 곧 올라가서 그 땅을 취하자 능히 이기리라”(민 13:30)고 말했습니다. 그 자신감은 어디서 왔습니까? 14장에서 그들은 “여호와께서 우리를 기뻐하시면 우리를 그 땅으로 인도하여 들이시고”라고 말합니다. 그들의 보고의 주어는 여호와였습니다.</w:t>
-      </w:r>
-    </w:p>
-    <w:p>
-      <w:pPr>
-        <w:spacing w:after="160" w:line="360"/>
-      </w:pPr>
-      <w:r>
-        <w:rPr>
-          <w:rFonts w:ascii="맑은 고딕" w:cs="맑은 고딕" w:eastAsia="맑은 고딕" w:hAnsi="맑은 고딕"/>
-          <w:sz w:val="24"/>
-          <w:szCs w:val="24"/>
-        </w:rPr>
-        <w:t xml:space="preserve">사십오 년이 지난 뒤, 여호수아 14장에서 여든다섯 살의 갈렙이 다시 등장합니다. 그는 광야 사십 년의 환난을 다 겪었습니다. 그런데도 그는 “여호와께서 … 이 사십오 년 동안을 내가 생존하게 하셨나이다”라고 고백하며 헤브론 산지를 구합니다. 환난의 세월을 지나 그가 말한 것은 자기의 인내가 아니라 하나님의 신실하심이었습니다. 바울과 바나바의 안디옥 보고는 갈렙의 보고와 같은 언어로 되어 있습니다.</w:t>
+        <w:t xml:space="preserve">사무엘상 30장에서 다윗과 그의 사람들이 시글락으로 돌아왔을 때, 성은 불타 있었습니다. 아말렉 사람들이 쳐들어와 아내와 자녀들을 모두 사로잡아 간 것입니다. 백성은 울 기력이 없도록 소리를 높여 울었고, 다윗을 돌로 치자고 말할 만큼 마음이 상했습니다. 그때 성경은 이렇게 말합니다. 다윗이 크게 다급하였으나 그의 하나님 여호와를 힘입고 용기를 얻었더라.</w:t>
+      </w:r>
+    </w:p>
+    <w:p>
+      <w:pPr>
+        <w:spacing w:after="160" w:line="360"/>
+      </w:pPr>
+      <w:r>
+        <w:rPr>
+          <w:rFonts w:ascii="맑은 고딕" w:cs="맑은 고딕" w:eastAsia="맑은 고딕" w:hAnsi="맑은 고딕"/>
+          <w:sz w:val="24"/>
+          <w:szCs w:val="24"/>
+        </w:rPr>
+        <w:t xml:space="preserve">다윗은 여호와께 묻고 추격하여 아말렉에게 빼앗겼던 모든 것을 되찾았습니다. 작은 자나 큰 자나 아들이나 딸이나 잃은 것이 하나도 없었습니다. 그런데 돌아오는 길에 문제가 생겼습니다. 함께 싸운 사람 가운데 악한 자들이, 피곤하여 브솔 시내에 머물렀던 이백 명에게는 되찾은 물건을 나누어 주지 말자고 한 것입니다.</w:t>
+      </w:r>
+    </w:p>
+    <w:p>
+      <w:pPr>
+        <w:spacing w:after="160" w:line="360"/>
+      </w:pPr>
+      <w:r>
+        <w:rPr>
+          <w:rFonts w:ascii="맑은 고딕" w:cs="맑은 고딕" w:eastAsia="맑은 고딕" w:hAnsi="맑은 고딕"/>
+          <w:sz w:val="24"/>
+          <w:szCs w:val="24"/>
+        </w:rPr>
+        <w:t xml:space="preserve">그때 다윗이 말했습니다. “나의 형제들아 여호와께서 우리에게 주신 것을 너희가 이같이 못하리라 그가 우리를 보호하시고 우리를 치러 온 그 군대를 우리 손에 넘기셨은즉.” 다윗은 그 승리를 우리가 이룬 것이 아니라 여호와께서 주신 것이라고 말했습니다. 불탄 시글락에서 하나님을 힘입었던 사람은 승리의 날에도 하나님이 행하신 일을 말했습니다. 바울과 바나바의 안디옥 보고도 같은 언어로 되어 있습니다. 하나님이 함께 행하신 모든 일입니다.</w:t>
       </w:r>
     </w:p>
     <w:p>
@@ -1080,33 +1080,33 @@
           <w:sz w:val="24"/>
           <w:szCs w:val="24"/>
         </w:rPr>
-        <w:t xml:space="preserve">1914년, 영국의 탐험가 어니스트 섀클턴은 인듀어런스호를 타고 남극 대륙 횡단에 나섰습니다. 그러나 배는 웨들해의 얼음에 갇혔고, 결국 얼음의 압력에 부서져 1915년 11월 바다 밑으로 가라앉았습니다. 대원들은 얼음 위에서 몇 달을 버틴 뒤 작은 구명보트를 타고 엘리펀트섬에 겨우 닿았습니다.</w:t>
-      </w:r>
-    </w:p>
-    <w:p>
-      <w:pPr>
-        <w:spacing w:after="160" w:line="360"/>
-      </w:pPr>
-      <w:r>
-        <w:rPr>
-          <w:rFonts w:ascii="맑은 고딕" w:cs="맑은 고딕" w:eastAsia="맑은 고딕" w:hAnsi="맑은 고딕"/>
-          <w:sz w:val="24"/>
-          <w:szCs w:val="24"/>
-        </w:rPr>
-        <w:t xml:space="preserve">섀클턴은 다섯 명의 대원과 함께 작은 보트로 1,300킬로미터가 넘는 거친 남쪽 바다를 건너 사우스조지아섬에 도착했고, 다시 얼음 산맥을 넘어 포경 기지에 이르렀습니다. 그리고 몇 번의 실패 끝에 1916년 8월, 엘리펀트섬에 남아 있던 대원들을 구해 냈습니다. 인듀어런스호의 대원 스물여덟 명은 단 한 사람도 잃지 않고 모두 살아 돌아왔습니다.</w:t>
-      </w:r>
-    </w:p>
-    <w:p>
-      <w:pPr>
-        <w:spacing w:after="160" w:line="360"/>
-      </w:pPr>
-      <w:r>
-        <w:rPr>
-          <w:rFonts w:ascii="맑은 고딕" w:cs="맑은 고딕" w:eastAsia="맑은 고딕" w:hAnsi="맑은 고딕"/>
-          <w:sz w:val="24"/>
-          <w:szCs w:val="24"/>
-        </w:rPr>
-        <w:t xml:space="preserve">구조된 대원들이 훗날 들려준 이야기의 중심에는 자기 공적보다 ‘우리가 어떻게 끝까지 붙들려 있었는가’가 있었습니다. 하물며 하나님의 구원을 경험한 교회의 이야기는 어떠하겠습니까? 우리의 마지막 보고의 주인공은 우리를 끝까지 붙드신 하나님이십니다.</w:t>
+        <w:t xml:space="preserve">2002년 7월, 미국 펜실베이니아 주 서머싯 카운티의 퀘크릭 탄광에서 일하던 광부 아홉 명이 갑자기 쏟아져 들어온 물에 갇혔습니다. 오래전에 버려진 옆 탄광의 벽을 모르고 뚫는 바람에 엄청난 양의 물이 갱도로 밀려든 것입니다. 그들은 땅속 깊은 곳, 차가운 물과 어둠 속에 고립되었습니다.</w:t>
+      </w:r>
+    </w:p>
+    <w:p>
+      <w:pPr>
+        <w:spacing w:after="160" w:line="360"/>
+      </w:pPr>
+      <w:r>
+        <w:rPr>
+          <w:rFonts w:ascii="맑은 고딕" w:cs="맑은 고딕" w:eastAsia="맑은 고딕" w:hAnsi="맑은 고딕"/>
+          <w:sz w:val="24"/>
+          <w:szCs w:val="24"/>
+        </w:rPr>
+        <w:t xml:space="preserve">땅 위에서는 구조대가 좁은 구멍을 뚫어 공기를 불어넣었고, 이어 사람 하나가 지나갈 만한 구조 통로를 뚫기 시작했습니다. 아래에서 광부들은 서로의 몸을 줄로 묶었습니다. 죽게 되더라도 함께 발견되기 위해서였습니다. 그리고 갇힌 지 약 77시간 만에 아홉 명 모두가 좁은 구조용 통에 실려 한 사람씩 땅 위로 올라왔습니다.</w:t>
+      </w:r>
+    </w:p>
+    <w:p>
+      <w:pPr>
+        <w:spacing w:after="160" w:line="360"/>
+      </w:pPr>
+      <w:r>
+        <w:rPr>
+          <w:rFonts w:ascii="맑은 고딕" w:cs="맑은 고딕" w:eastAsia="맑은 고딕" w:hAnsi="맑은 고딕"/>
+          <w:sz w:val="24"/>
+          <w:szCs w:val="24"/>
+        </w:rPr>
+        <w:t xml:space="preserve">구조된 광부들이 들려준 이야기의 중심에는 자기 용기에 대한 자랑보다, 어둠 속에서 서로를 붙들고 함께 기도했던 시간과 끝까지 자신들을 찾아온 손길이 있었습니다. 하물며 하나님의 구원을 경험한 교회의 이야기는 어떠하겠습니까? 우리의 마지막 보고의 주인공은 우리를 끝까지 붙드신 하나님이십니다.</w:t>
       </w:r>
     </w:p>
     <w:p>

--- a/acts-sermons/docx/43_2027-08-08_많은환난을겪어야할하나님나라_행14장21-28절.docx
+++ b/acts-sermons/docx/43_2027-08-08_많은환난을겪어야할하나님나라_행14장21-28절.docx
@@ -497,7 +497,7 @@
           <w:sz w:val="24"/>
           <w:szCs w:val="24"/>
         </w:rPr>
-        <w:t xml:space="preserve">그러므로 환난을 만났을 때 놀라지 마십시오. 베드로도 “너희를 시련하려고 오는 불 시험을 이상한 일 당하는 것 같이 이상히 여기지 말고”(벧전 4:12)라고 했습니다. 직장에서 정직하게 살다가 손해를 보았습니까? 주일을 지키다가 불이익을 받았습니까? 가족 가운데 홀로 믿는 사람으로서 외로움을 겪고 계십니까? 그것은 여러분이 길을 잃었다는 표시가 아니라 바른 길 위에 있다는 표시일 수 있습니다.</w:t>
+        <w:t xml:space="preserve">그러므로 환난을 만났을 때 놀라지 마십시오. 베드로도 “너희를 연단하려고 오는 불 시험을 이상한 일 당하는 것 같이 이상히 여기지 말고”(벧전 4:12)라고 했습니다. 직장에서 정직하게 살다가 손해를 보았습니까? 주일을 지키다가 불이익을 받았습니까? 가족 가운데 홀로 믿는 사람으로서 외로움을 겪고 계십니까? 그것은 여러분이 길을 잃었다는 표시가 아니라 바른 길 위에 있다는 표시일 수 있습니다.</w:t>
       </w:r>
     </w:p>
     <w:p>
